--- a/docs/instruction/Инструкция — Lamoda Item Fitter.docx
+++ b/docs/instruction/Инструкция — Lamoda Item Fitter.docx
@@ -30,7 +30,7 @@
           <w:sz w:val="24"/>
           <w:szCs w:val="24"/>
         </w:rPr>
-        <w:t xml:space="preserve">Инструкция для работы с программой · версия 1.4</w:t>
+        <w:t xml:space="preserve">Инструкция для работы с программой · версия 1.5</w:t>
       </w:r>
     </w:p>
     <w:p>
@@ -235,7 +235,7 @@
           <w:sz w:val="20"/>
           <w:szCs w:val="20"/>
         </w:rPr>
-        <w:t xml:space="preserve">LamodaItemFitter-1.4.exe</w:t>
+        <w:t xml:space="preserve">LamodaItemFitter-1.5.exe</w:t>
       </w:r>
       <w:r>
         <w:rPr>
@@ -1382,7 +1382,7 @@
                 <w:sz w:val="22"/>
                 <w:szCs w:val="22"/>
               </w:rPr>
-              <w:t xml:space="preserve">Запускать нужно LamodaItemFitter-1.4.exe внутри папки. Служебную папку _internal рядом с ним открывать не надо, но и удалять нельзя: без неё программа не запустится.</w:t>
+              <w:t xml:space="preserve">Запускать нужно LamodaItemFitter-1.5.exe внутри папки. Служебную папку _internal рядом с ним открывать не надо, но и удалять нельзя: без неё программа не запустится.</w:t>
             </w:r>
           </w:p>
           <w:p>
@@ -4155,7 +4155,7 @@
                 <w:sz w:val="22"/>
                 <w:szCs w:val="22"/>
               </w:rPr>
-              <w:t xml:space="preserve">Программа скажет причину в окне. Ярлык всегда можно сделать вручную: правый клик по LamodaItemFitter-1.4.exe → «Отправить» → «Рабочий стол (создать ярлык)».</w:t>
+              <w:t xml:space="preserve">Программа скажет причину в окне. Ярлык всегда можно сделать вручную: правый клик по LamodaItemFitter-1.5.exe → «Отправить» → «Рабочий стол (создать ярлык)».</w:t>
             </w:r>
           </w:p>
         </w:tc>
